--- a/2520030508_Practical/os-week-2.docx
+++ b/2520030508_Practical/os-week-2.docx
@@ -187,43 +187,7 @@
           <w:color w:val="333333"/>
           <w:sz w:val="24"/>
         </w:rPr>
-        <w:t xml:space="preserve">Use the </w:t>
-      </w:r>
-      <w:proofErr w:type="spellStart"/>
-      <w:r>
-        <w:rPr>
-          <w:rFonts w:ascii="Times New Roman" w:eastAsia="Times New Roman" w:hAnsi="Times New Roman" w:cs="Times New Roman"/>
-          <w:color w:val="333333"/>
-          <w:sz w:val="24"/>
-        </w:rPr>
-        <w:t>strace</w:t>
-      </w:r>
-      <w:proofErr w:type="spellEnd"/>
-      <w:r>
-        <w:rPr>
-          <w:rFonts w:ascii="Times New Roman" w:eastAsia="Times New Roman" w:hAnsi="Times New Roman" w:cs="Times New Roman"/>
-          <w:color w:val="333333"/>
-          <w:sz w:val="24"/>
-        </w:rPr>
-        <w:t xml:space="preserve"> utility to trace all system calls generated by the command cat sample.txt. </w:t>
-      </w:r>
-      <w:proofErr w:type="spellStart"/>
-      <w:r>
-        <w:rPr>
-          <w:rFonts w:ascii="Times New Roman" w:eastAsia="Times New Roman" w:hAnsi="Times New Roman" w:cs="Times New Roman"/>
-          <w:color w:val="333333"/>
-          <w:sz w:val="24"/>
-        </w:rPr>
-        <w:t>Analyze</w:t>
-      </w:r>
-      <w:proofErr w:type="spellEnd"/>
-      <w:r>
-        <w:rPr>
-          <w:rFonts w:ascii="Times New Roman" w:eastAsia="Times New Roman" w:hAnsi="Times New Roman" w:cs="Times New Roman"/>
-          <w:color w:val="333333"/>
-          <w:sz w:val="24"/>
-        </w:rPr>
-        <w:t xml:space="preserve"> the sequence of system calls and identify the kernel services involved</w:t>
+        <w:t>Use the strace utility to trace all system calls generated by the command cat sample.txt. Analyze the sequence of system calls and identify the kernel services involved</w:t>
       </w:r>
       <w:r>
         <w:rPr>
@@ -380,19 +344,48 @@
       </w:pPr>
       <w:r>
         <w:rPr>
-          <w:noProof/>
+          <w:sz w:val="24"/>
+        </w:rPr>
+        <w:t xml:space="preserve"> </w:t>
+      </w:r>
+    </w:p>
+    <w:p>
+      <w:pPr>
+        <w:spacing w:after="228"/>
+        <w:ind w:left="5"/>
+      </w:pPr>
+      <w:r>
+        <w:rPr>
+          <w:rFonts w:ascii="Times New Roman" w:eastAsia="Times New Roman" w:hAnsi="Times New Roman" w:cs="Times New Roman"/>
+          <w:b/>
+          <w:color w:val="333333"/>
+          <w:sz w:val="26"/>
+        </w:rPr>
+        <w:t xml:space="preserve"> </w:t>
+      </w:r>
+      <w:r>
+        <w:rPr>
+          <w:sz w:val="24"/>
+        </w:rPr>
+        <w:t xml:space="preserve"> </w:t>
+      </w:r>
+      <w:r>
+        <w:rPr>
+          <w:sz w:val="24"/>
         </w:rPr>
         <w:drawing>
-          <wp:inline distT="0" distB="0" distL="0" distR="0" wp14:anchorId="391D8589" wp14:editId="3C98A486">
-            <wp:extent cx="4396740" cy="4815841"/>
+          <wp:inline distT="0" distB="0" distL="0" distR="0" wp14:anchorId="1261477F" wp14:editId="31F8A5F8">
+            <wp:extent cx="5948045" cy="4648200"/>
             <wp:effectExtent l="0" t="0" r="0" b="0"/>
-            <wp:docPr id="81" name="Picture 81"/>
-            <wp:cNvGraphicFramePr/>
+            <wp:docPr id="1168910825" name="Picture 1" descr="The image shows a computer screen with a text editor, displaying a snippet of C code for copying a file.&#10;&#10;AI-generated content may be incorrect."/>
+            <wp:cNvGraphicFramePr>
+              <a:graphicFrameLocks xmlns:a="http://schemas.openxmlformats.org/drawingml/2006/main" noChangeAspect="1"/>
+            </wp:cNvGraphicFramePr>
             <a:graphic xmlns:a="http://schemas.openxmlformats.org/drawingml/2006/main">
               <a:graphicData uri="http://schemas.openxmlformats.org/drawingml/2006/picture">
                 <pic:pic xmlns:pic="http://schemas.openxmlformats.org/drawingml/2006/picture">
                   <pic:nvPicPr>
-                    <pic:cNvPr id="81" name="Picture 81"/>
+                    <pic:cNvPr id="1168910825" name="Picture 1" descr="The image shows a computer screen with a text editor, displaying a snippet of C code for copying a file.&#10;&#10;AI-generated content may be incorrect."/>
                     <pic:cNvPicPr/>
                   </pic:nvPicPr>
                   <pic:blipFill>
@@ -404,7 +397,7 @@
                   <pic:spPr>
                     <a:xfrm>
                       <a:off x="0" y="0"/>
-                      <a:ext cx="4396740" cy="4815841"/>
+                      <a:ext cx="5948045" cy="4648200"/>
                     </a:xfrm>
                     <a:prstGeom prst="rect">
                       <a:avLst/>
@@ -416,33 +409,6 @@
           </wp:inline>
         </w:drawing>
       </w:r>
-      <w:r>
-        <w:rPr>
-          <w:sz w:val="24"/>
-        </w:rPr>
-        <w:t xml:space="preserve"> </w:t>
-      </w:r>
-    </w:p>
-    <w:p>
-      <w:pPr>
-        <w:spacing w:after="228"/>
-        <w:ind w:left="5"/>
-      </w:pPr>
-      <w:r>
-        <w:rPr>
-          <w:rFonts w:ascii="Times New Roman" w:eastAsia="Times New Roman" w:hAnsi="Times New Roman" w:cs="Times New Roman"/>
-          <w:b/>
-          <w:color w:val="333333"/>
-          <w:sz w:val="26"/>
-        </w:rPr>
-        <w:t xml:space="preserve"> </w:t>
-      </w:r>
-      <w:r>
-        <w:rPr>
-          <w:sz w:val="24"/>
-        </w:rPr>
-        <w:t xml:space="preserve"> </w:t>
-      </w:r>
     </w:p>
     <w:p>
       <w:pPr>
@@ -491,19 +457,23 @@
       </w:pPr>
       <w:r>
         <w:rPr>
-          <w:noProof/>
+          <w:rFonts w:ascii="Times New Roman" w:eastAsia="Times New Roman" w:hAnsi="Times New Roman" w:cs="Times New Roman"/>
+          <w:color w:val="333333"/>
+          <w:sz w:val="24"/>
         </w:rPr>
         <w:drawing>
-          <wp:inline distT="0" distB="0" distL="0" distR="0" wp14:anchorId="46EC74A8" wp14:editId="784431E9">
-            <wp:extent cx="2933700" cy="617220"/>
-            <wp:effectExtent l="0" t="0" r="0" b="0"/>
-            <wp:docPr id="83" name="Picture 83"/>
-            <wp:cNvGraphicFramePr/>
+          <wp:inline distT="0" distB="0" distL="0" distR="0" wp14:anchorId="48F54F6F" wp14:editId="05F52175">
+            <wp:extent cx="3200677" cy="1044030"/>
+            <wp:effectExtent l="0" t="0" r="0" b="3810"/>
+            <wp:docPr id="378010296" name="Picture 1"/>
+            <wp:cNvGraphicFramePr>
+              <a:graphicFrameLocks xmlns:a="http://schemas.openxmlformats.org/drawingml/2006/main" noChangeAspect="1"/>
+            </wp:cNvGraphicFramePr>
             <a:graphic xmlns:a="http://schemas.openxmlformats.org/drawingml/2006/main">
               <a:graphicData uri="http://schemas.openxmlformats.org/drawingml/2006/picture">
                 <pic:pic xmlns:pic="http://schemas.openxmlformats.org/drawingml/2006/picture">
                   <pic:nvPicPr>
-                    <pic:cNvPr id="83" name="Picture 83"/>
+                    <pic:cNvPr id="378010296" name=""/>
                     <pic:cNvPicPr/>
                   </pic:nvPicPr>
                   <pic:blipFill>
@@ -515,7 +485,7 @@
                   <pic:spPr>
                     <a:xfrm>
                       <a:off x="0" y="0"/>
-                      <a:ext cx="2933700" cy="617220"/>
+                      <a:ext cx="3200677" cy="1044030"/>
                     </a:xfrm>
                     <a:prstGeom prst="rect">
                       <a:avLst/>
@@ -569,6 +539,7 @@
         <w:rPr>
           <w:sz w:val="24"/>
         </w:rPr>
+        <w:lastRenderedPageBreak/>
         <w:t xml:space="preserve"> </w:t>
       </w:r>
     </w:p>
